--- a/examples/transf/doc/30-encoding-categorical-mapping.docx
+++ b/examples/transf/doc/30-encoding-categorical-mapping.docx
@@ -25,7 +25,7 @@
         <w:t xml:space="preserve">categ_mapping</w:t>
       </w:r>
       <w:r>
-        <w:t xml:space="preserve">: converts a categorical column into binary variables (one‑hot). Can use n columns or n-1 columns.</w:t>
+        <w:t xml:space="preserve">: converts a categorical column into binary variables (one‑hot), using one output column per category.</w:t>
       </w:r>
     </w:p>
     <w:p>
@@ -85,18 +85,6 @@
           <w:rStyle w:val="CommentTok"/>
         </w:rPr>
         <w:t xml:space="preserve"># A categorical attribute with $n$ distinct values can be mapped into $n$ binary (one‑hot) attributes.</w:t>
-      </w:r>
-      <w:r>
-        <w:br/>
-      </w:r>
-      <w:r>
-        <w:br/>
-      </w:r>
-      <w:r>
-        <w:rPr>
-          <w:rStyle w:val="CommentTok"/>
-        </w:rPr>
-        <w:t xml:space="preserve"># It is also possible to map into $n-1$ binary attributes: the case where all binary attributes are zero represents the last categorical value (not explicit in columns).</w:t>
       </w:r>
       <w:r>
         <w:br/>
